--- a/en/wisdom-stories/no-need-to-be-sane-when-everyone-is-mad.docx
+++ b/en/wisdom-stories/no-need-to-be-sane-when-everyone-is-mad.docx
@@ -4,92 +4,51 @@
   <w:body>
     <w:p>
       <w:pPr>
-        <w:spacing w:before="0" w:after="60"/>
-        <w:jc w:val="left"/>
+        <w:pStyle w:val="Title"/>
       </w:pPr>
       <w:r>
-        <w:rPr>
-          <w:rFonts w:ascii="Arial" w:hAnsi="Arial" w:eastAsia="Arial"/>
-          <w:i w:val="0"/>
-          <w:color w:val="000000"/>
-          <w:sz w:val="52"/>
-        </w:rPr>
-        <w:t>There is no need to be smart when everyone is crazy</w:t>
+        <w:t>Sane in a World Gone Mad</w:t>
       </w:r>
     </w:p>
     <w:p>
       <w:pPr>
-        <w:jc w:val="left"/>
+        <w:keepNext/>
       </w:pPr>
       <w:r>
-        <w:rPr>
-          <w:rFonts w:ascii="Arial" w:hAnsi="Arial" w:eastAsia="Arial"/>
-          <w:i w:val="0"/>
-          <w:color w:val="000000"/>
-          <w:sz w:val="22"/>
-        </w:rPr>
-        <w:t>One day, a wise man receives news from above: "O man, from tomorrow the taste of water will change, and those who drink it will go crazy." The man quickly runs home, fills the jugs and bowls he can get his hands on with water, and sits down. The next morning, he sees that everyone is really starting to go crazy, and he only drinks from the water he has collected. This goes on for a week or two. The man can't stand it anymore and goes outside. As soon as he says a few words to those he meets, everyone mocks him: "Man, are you crazy? Go to a madhouse!" The poor man returns home, breaks the bowls and jugs, drinks from the ordinary fountain, the water that everyone drinks, and goes to bed.</w:t>
+        <w:t>A wise man received a warning from above: “Tomorrow the water will change, and everyone who drinks it will lose their reason.” He hurried home and filled every jug and bowl he owned. The next day, the warning came true. For a week or two, he drank only his stored water. At last, unable to endure his isolation, he ventured outside. But everyone he spoke to mocked him. “Are you mad? You belong in an asylum!” Despairing, he returned home, smashed his containers, drank from the same fountain as everyone else, and went to bed.</w:t>
       </w:r>
     </w:p>
     <w:p>
       <w:pPr>
-        <w:pStyle w:val="Moral"/>
         <w:keepNext/>
         <w:keepLines/>
-        <w:widowControl/>
-        <w:spacing w:before="240" w:after="180" w:line="283" w:lineRule="auto"/>
-        <w:ind w:left="240" w:right="240"/>
-        <w:jc w:val="left"/>
-        <w:pBdr>
-          <w:top w:val="single" w:sz="8" w:space="7" w:color="E8D59A"/>
-          <w:left w:val="single" w:sz="32" w:space="11" w:color="C6A23A"/>
-          <w:bottom w:val="single" w:sz="8" w:space="7" w:color="E8D59A"/>
-          <w:right w:val="single" w:sz="8" w:space="11" w:color="E8D59A"/>
-        </w:pBdr>
-        <w:shd w:val="clear" w:color="auto" w:fill="FFF8E1"/>
+        <w:spacing w:before="160"/>
       </w:pPr>
       <w:r>
         <w:rPr>
-          <w:rFonts w:ascii="Arial" w:hAnsi="Arial" w:eastAsia="Arial" w:cs="Arial"/>
           <w:b/>
-          <w:i w:val="0"/>
-          <w:color w:val="9A7417"/>
-          <w:sz w:val="22"/>
         </w:rPr>
-        <w:t xml:space="preserve">Moral: </w:t>
+        <w:t>Moral:</w:t>
       </w:r>
       <w:r>
-        <w:rPr>
-          <w:rFonts w:ascii="Arial" w:hAnsi="Arial" w:eastAsia="Arial" w:cs="Arial"/>
-          <w:b w:val="0"/>
-          <w:i w:val="0"/>
-          <w:color w:val="3F3826"/>
-          <w:sz w:val="22"/>
-        </w:rPr>
-        <w:t>The crowd may condemn you for knowing the truth. Protect your mind, but don't tire yourself out by trying to prove your worth to the public every moment.</w:t>
+        <w:t xml:space="preserve"> The crowd may condemn you for knowing the truth. Protect your mind, but don't tire yourself out by trying to prove your worth to the public every moment.</w:t>
       </w:r>
     </w:p>
     <w:p>
       <w:pPr>
-        <w:keepLines/>
-        <w:widowControl/>
-        <w:spacing w:before="60" w:after="0" w:line="240" w:lineRule="auto"/>
-        <w:jc w:val="right"/>
+        <w:spacing w:after="80"/>
       </w:pPr>
       <w:r>
         <w:rPr>
-          <w:rFonts w:ascii="Arial" w:hAnsi="Arial" w:eastAsia="Arial" w:cs="Arial"/>
-          <w:b w:val="0"/>
           <w:i/>
-          <w:color w:val="8A7950"/>
-          <w:sz w:val="17"/>
+          <w:sz w:val="18"/>
         </w:rPr>
-        <w:t>The story was obtained from open Internet sources.</w:t>
+        <w:t>Source: Publicly available internet sources.</w:t>
       </w:r>
     </w:p>
     <w:sectPr>
       <w:pgSz w:w="12240" w:h="15840"/>
-      <w:pgMar w:top="1440" w:right="1440" w:bottom="1440" w:left="1440" w:header="708" w:footer="708" w:gutter="0"/>
+      <w:pgMar w:top="1080" w:right="1224" w:bottom="1080" w:left="1224" w:header="720" w:footer="720" w:gutter="0"/>
       <w:cols w:space="720"/>
       <w:docGrid w:linePitch="360"/>
     </w:sectPr>
@@ -461,12 +420,14 @@
     <w:qFormat/>
     <w:rsid w:val="00FC693F"/>
     <w:pPr>
-      <w:spacing w:before="0" w:after="160" w:line="276" w:lineRule="auto"/>
+      <w:widowControl/>
+      <w:spacing w:after="120" w:line="259" w:lineRule="auto"/>
     </w:pPr>
     <w:rPr>
-      <w:rFonts w:ascii="Arial" w:hAnsi="Arial" w:eastAsia="Arial"/>
+      <w:rFonts w:ascii="Arial" w:hAnsi="Arial"/>
       <w:color w:val="000000"/>
       <w:sz w:val="22"/>
+      <w:lang w:val="en-US"/>
     </w:rPr>
   </w:style>
   <w:style w:type="paragraph" w:styleId="Header">
@@ -810,18 +771,17 @@
     <w:qFormat/>
     <w:rsid w:val="00FC693F"/>
     <w:pPr>
-      <w:pBdr>
-        <w:bottom w:val="single" w:sz="8" w:space="4" w:color="4F81BD" w:themeColor="accent1"/>
-      </w:pBdr>
-      <w:spacing w:after="300" w:line="240" w:lineRule="auto"/>
+      <w:keepNext/>
+      <w:spacing w:after="280" w:line="240" w:lineRule="auto"/>
       <w:contextualSpacing/>
     </w:pPr>
     <w:rPr>
-      <w:rFonts w:asciiTheme="majorHAnsi" w:eastAsiaTheme="majorEastAsia" w:hAnsiTheme="majorHAnsi" w:cstheme="majorBidi"/>
-      <w:color w:val="17365D" w:themeColor="text2" w:themeShade="BF"/>
+      <w:rFonts w:asciiTheme="majorHAnsi" w:eastAsiaTheme="majorEastAsia" w:hAnsiTheme="majorHAnsi" w:cstheme="majorBidi" w:ascii="Arial" w:hAnsi="Arial"/>
+      <w:b/>
+      <w:color w:val="000000"/>
       <w:spacing w:val="5"/>
       <w:kern w:val="28"/>
-      <w:sz w:val="52"/>
+      <w:sz w:val="34"/>
       <w:szCs w:val="52"/>
     </w:rPr>
   </w:style>
@@ -1297,9 +1257,6 @@
     <w:qFormat/>
     <w:rsid w:val="00FC693F"/>
     <w:pPr>
-      <w:pBdr>
-        <w:bottom w:val="single" w:sz="4" w:space="4" w:color="4F81BD" w:themeColor="accent1"/>
-      </w:pBdr>
       <w:spacing w:before="200" w:after="280"/>
       <w:ind w:left="936" w:right="936"/>
     </w:pPr>
@@ -12150,18 +12107,6 @@
         <w:shd w:val="clear" w:color="auto" w:fill="FBCAA2" w:themeFill="accent6" w:themeFillTint="7F"/>
       </w:tcPr>
     </w:tblStylePr>
-  </w:style>
-  <w:style w:type="paragraph" w:customStyle="1" w:styleId="Moral">
-    <w:name w:val="Moral"/>
-    <w:basedOn w:val="Normal"/>
-    <w:pPr>
-      <w:spacing w:before="160" w:after="0" w:line="276" w:lineRule="auto"/>
-    </w:pPr>
-    <w:rPr>
-      <w:rFonts w:ascii="Arial" w:hAnsi="Arial" w:eastAsia="Arial"/>
-      <w:i/>
-      <w:sz w:val="22"/>
-    </w:rPr>
   </w:style>
 </w:styles>
 </file>

--- a/en/wisdom-stories/no-need-to-be-sane-when-everyone-is-mad.docx
+++ b/en/wisdom-stories/no-need-to-be-sane-when-everyone-is-mad.docx
@@ -7,7 +7,7 @@
         <w:pStyle w:val="Title"/>
       </w:pPr>
       <w:r>
-        <w:t>Sane in a World Gone Mad</w:t>
+        <w:t>No Need to Be Sane When Everyone Is Mad</w:t>
       </w:r>
     </w:p>
     <w:p>
@@ -15,7 +15,7 @@
         <w:keepNext/>
       </w:pPr>
       <w:r>
-        <w:t>A wise man received a warning from above: “Tomorrow the water will change, and everyone who drinks it will lose their reason.” He hurried home and filled every jug and bowl he owned. The next day, the warning came true. For a week or two, he drank only his stored water. At last, unable to endure his isolation, he ventured outside. But everyone he spoke to mocked him. “Are you mad? You belong in an asylum!” Despairing, he returned home, smashed his containers, drank from the same fountain as everyone else, and went to bed.</w:t>
+        <w:t>A radiant man received a warning from above: “From tomorrow the taste of the water will change, and everyone who drinks it will lose their reason.” He hurried home and filled whatever jugs and bowls came to hand and sat down. The next day, the warning came true. For a week or two, he drank only his stored water. At last, unable to endure it, he went outside. But everyone he spoke to mocked him. “Are you mad? You belong in an asylum!” The poor man returned home, smashed his containers, drank from the same fountain as everyone else, and went to bed.</w:t>
       </w:r>
     </w:p>
     <w:p>
@@ -28,11 +28,9 @@
         <w:rPr>
           <w:b/>
         </w:rPr>
-        <w:t>Moral:</w:t>
+        <w:t>Moral: The crowd may condemn you for knowing the truth. Protect your mind, but do not exhaust yourself trying to prove yourself to everyone.</w:t>
       </w:r>
-      <w:r>
-        <w:t xml:space="preserve"> The crowd may condemn you for knowing the truth. Protect your mind, but don't tire yourself out by trying to prove your worth to the public every moment.</w:t>
-      </w:r>
+      <w:r/>
     </w:p>
     <w:p>
       <w:pPr>
@@ -43,7 +41,7 @@
           <w:i/>
           <w:sz w:val="18"/>
         </w:rPr>
-        <w:t>Source: Publicly available internet sources.</w:t>
+        <w:t>Stories are taken from open Internet sources; illustrations were created with AI.</w:t>
       </w:r>
     </w:p>
     <w:sectPr>
